--- a/TERMO_TRANSACAO_CRISTIANO_FEITOZA_preenchido.docx
+++ b/TERMO_TRANSACAO_CRISTIANO_FEITOZA_preenchido.docx
@@ -138,7 +138,7 @@
           <w:u w:val="single"/>
           <w:rtl w:val="0"/>
         </w:rPr>
-        <w:t>DO OBJETO DO CONTRATO Cláusula 1ª – O presente Termo tem por objetivo prevenir litígios decorrentes do contrato de Trabalho que vigeu no período de início 25/09/2024 e término em 28/05/2026, onde o Reclamante exerceu a função de Pintor/Auxiliar de Serviços.</w:t>
+        <w:t>DO OBJETO DO CONTRATO Cláusula 1ª – O presente Termo tem por objetivo prevenir litígios decorrentes do contrato de Trabalho que vigeu no período de início 25/09/2024 e término em 28/05/2026, onde o Reclamante exerceu a função de Instalador de Esquadrias.</w:t>
       </w:r>
       <w:r>
         <w:rPr>
